--- a/01_Vaja_SMV poročilo.docx
+++ b/01_Vaja_SMV poročilo.docx
@@ -1794,7 +1794,35 @@
                 <w:sz w:val="20"/>
                 <w:szCs w:val="20"/>
               </w:rPr>
-              <w:t>Marija naredi do konca svojo spletno stran in jo preizkusi v brskalniku</w:t>
+              <w:t xml:space="preserve">Marija naredi do konca svojo spletno stran in jo </w:t>
+            </w:r>
+            <w:r>
+              <w:rPr>
+                <w:sz w:val="20"/>
+                <w:szCs w:val="20"/>
+              </w:rPr>
+              <w:t xml:space="preserve">pošlje meni, da jo </w:t>
+            </w:r>
+            <w:r>
+              <w:rPr>
+                <w:sz w:val="20"/>
+                <w:szCs w:val="20"/>
+              </w:rPr>
+              <w:t>preizkusi</w:t>
+            </w:r>
+            <w:r>
+              <w:rPr>
+                <w:sz w:val="20"/>
+                <w:szCs w:val="20"/>
+              </w:rPr>
+              <w:t>m</w:t>
+            </w:r>
+            <w:r>
+              <w:rPr>
+                <w:sz w:val="20"/>
+                <w:szCs w:val="20"/>
+              </w:rPr>
+              <w:t xml:space="preserve"> v brskalniku</w:t>
             </w:r>
           </w:p>
           <w:p>
@@ -1830,7 +1858,16 @@
                 <w:sz w:val="20"/>
                 <w:szCs w:val="20"/>
               </w:rPr>
-              <w:t xml:space="preserve">Urh v sistemu Linux konfigurira spletni strežnik XAMPP in Proxy strežnik ter v Githubu odpre povezave na Marijine spletne strani z mojo podatkovno bazo </w:t>
+              <w:t xml:space="preserve">Urh v sistemu Linux konfigurira spletni strežnik XAMPP in Proxy strežnik ter v Githubu odpre povezave na Marijine </w:t>
+            </w:r>
+            <w:r>
+              <w:rPr>
+                <w:rFonts w:ascii="Arial" w:hAnsi="Arial" w:cs="Arial"/>
+                <w:sz w:val="20"/>
+                <w:szCs w:val="20"/>
+              </w:rPr>
+              <w:lastRenderedPageBreak/>
+              <w:t xml:space="preserve">spletne strani z mojo podatkovno bazo </w:t>
             </w:r>
           </w:p>
         </w:tc>
@@ -1855,6 +1892,7 @@
                 <w:sz w:val="20"/>
                 <w:szCs w:val="20"/>
               </w:rPr>
+              <w:lastRenderedPageBreak/>
               <w:t>Peti dan: ure 9 in 10</w:t>
             </w:r>
           </w:p>

--- a/01_Vaja_SMV poročilo.docx
+++ b/01_Vaja_SMV poročilo.docx
@@ -2059,6 +2059,149 @@
           <w:tab w:val="right" w:pos="9960"/>
         </w:tabs>
       </w:pPr>
+      <w:r>
+        <w:t>Šesti dan: ure 2,3</w:t>
+      </w:r>
+    </w:p>
+    <w:p>
+      <w:pPr>
+        <w:tabs>
+          <w:tab w:val="center" w:pos="4920"/>
+          <w:tab w:val="right" w:pos="9960"/>
+        </w:tabs>
+      </w:pPr>
+      <w:r>
+        <w:t>Celje, 16.9.2025</w:t>
+      </w:r>
+    </w:p>
+    <w:p>
+      <w:pPr>
+        <w:tabs>
+          <w:tab w:val="center" w:pos="4920"/>
+          <w:tab w:val="right" w:pos="9960"/>
+        </w:tabs>
+      </w:pPr>
+      <w:r>
+        <w:t>Opravljene naloge: izvažanje baze v XAMPP PhPMyadmin</w:t>
+      </w:r>
+    </w:p>
+    <w:p>
+      <w:pPr>
+        <w:tabs>
+          <w:tab w:val="center" w:pos="4920"/>
+          <w:tab w:val="right" w:pos="9960"/>
+        </w:tabs>
+      </w:pPr>
+      <w:r>
+        <w:t>Skupina: 7</w:t>
+      </w:r>
+    </w:p>
+    <w:p>
+      <w:pPr>
+        <w:tabs>
+          <w:tab w:val="center" w:pos="4920"/>
+          <w:tab w:val="right" w:pos="9960"/>
+        </w:tabs>
+      </w:pPr>
+      <w:r>
+        <w:t>Člani: Urh Kolar, Tim Krušič, Marija Črepinšek</w:t>
+      </w:r>
+    </w:p>
+    <w:p>
+      <w:pPr>
+        <w:pStyle w:val="Odstavekseznama"/>
+        <w:numPr>
+          <w:ilvl w:val="0"/>
+          <w:numId w:val="34"/>
+        </w:numPr>
+        <w:tabs>
+          <w:tab w:val="center" w:pos="4920"/>
+          <w:tab w:val="right" w:pos="9960"/>
+        </w:tabs>
+      </w:pPr>
+      <w:r>
+        <w:t>Jaz uredim do konca podatkovno bazo in SQL skripto</w:t>
+      </w:r>
+    </w:p>
+    <w:p>
+      <w:pPr>
+        <w:pStyle w:val="Odstavekseznama"/>
+        <w:numPr>
+          <w:ilvl w:val="0"/>
+          <w:numId w:val="34"/>
+        </w:numPr>
+        <w:tabs>
+          <w:tab w:val="center" w:pos="4920"/>
+          <w:tab w:val="right" w:pos="9960"/>
+        </w:tabs>
+      </w:pPr>
+      <w:r>
+        <w:t>Narejeno skripto pošljem na strežnik XAMPP v PHPMyadmin</w:t>
+      </w:r>
+    </w:p>
+    <w:p>
+      <w:pPr>
+        <w:pStyle w:val="Odstavekseznama"/>
+        <w:numPr>
+          <w:ilvl w:val="0"/>
+          <w:numId w:val="34"/>
+        </w:numPr>
+        <w:tabs>
+          <w:tab w:val="center" w:pos="4920"/>
+          <w:tab w:val="right" w:pos="9960"/>
+        </w:tabs>
+      </w:pPr>
+      <w:r>
+        <w:t>Urh v Linuxu naredi skupno domeno na USB ključku za Marijino spletno stran</w:t>
+      </w:r>
+    </w:p>
+    <w:p>
+      <w:pPr>
+        <w:pStyle w:val="Odstavekseznama"/>
+        <w:numPr>
+          <w:ilvl w:val="0"/>
+          <w:numId w:val="34"/>
+        </w:numPr>
+        <w:tabs>
+          <w:tab w:val="center" w:pos="4920"/>
+          <w:tab w:val="right" w:pos="9960"/>
+        </w:tabs>
+      </w:pPr>
+      <w:r>
+        <w:t>Marija na svojem prenosniku popravi moje SQL skripte in mi jih pošlje na Github</w:t>
+      </w:r>
+    </w:p>
+    <w:p>
+      <w:pPr>
+        <w:pStyle w:val="Odstavekseznama"/>
+        <w:numPr>
+          <w:ilvl w:val="0"/>
+          <w:numId w:val="34"/>
+        </w:numPr>
+        <w:tabs>
+          <w:tab w:val="center" w:pos="4920"/>
+          <w:tab w:val="right" w:pos="9960"/>
+        </w:tabs>
+      </w:pPr>
+      <w:r>
+        <w:t>Jaz na Githubu objavim v branch Urha Kolarja povezavo do podatkovne baze na strežniku XAMPP</w:t>
+      </w:r>
+    </w:p>
+    <w:p>
+      <w:pPr>
+        <w:pStyle w:val="Odstavekseznama"/>
+        <w:numPr>
+          <w:ilvl w:val="0"/>
+          <w:numId w:val="34"/>
+        </w:numPr>
+        <w:tabs>
+          <w:tab w:val="center" w:pos="4920"/>
+          <w:tab w:val="right" w:pos="9960"/>
+        </w:tabs>
+      </w:pPr>
+      <w:r>
+        <w:t>Mariji pošljem na Outlook povezavo do svoje podatkovne baze na strežniku XAMPP</w:t>
+      </w:r>
     </w:p>
     <w:sectPr>
       <w:footerReference w:type="default" r:id="rId8"/>
@@ -5675,6 +5818,95 @@
     </w:lvl>
   </w:abstractNum>
   <w:abstractNum w:abstractNumId="29" w15:restartNumberingAfterBreak="0">
+    <w:nsid w:val="720F69F4"/>
+    <w:multiLevelType w:val="hybridMultilevel"/>
+    <w:tmpl w:val="8214C9FC"/>
+    <w:lvl w:ilvl="0" w:tplc="0424000F">
+      <w:start w:val="1"/>
+      <w:numFmt w:val="decimal"/>
+      <w:lvlText w:val="%1."/>
+      <w:lvlJc w:val="left"/>
+      <w:pPr>
+        <w:ind w:left="720" w:hanging="360"/>
+      </w:pPr>
+      <w:rPr>
+        <w:rFonts w:hint="default"/>
+      </w:rPr>
+    </w:lvl>
+    <w:lvl w:ilvl="1" w:tplc="04240019" w:tentative="1">
+      <w:start w:val="1"/>
+      <w:numFmt w:val="lowerLetter"/>
+      <w:lvlText w:val="%2."/>
+      <w:lvlJc w:val="left"/>
+      <w:pPr>
+        <w:ind w:left="1440" w:hanging="360"/>
+      </w:pPr>
+    </w:lvl>
+    <w:lvl w:ilvl="2" w:tplc="0424001B" w:tentative="1">
+      <w:start w:val="1"/>
+      <w:numFmt w:val="lowerRoman"/>
+      <w:lvlText w:val="%3."/>
+      <w:lvlJc w:val="right"/>
+      <w:pPr>
+        <w:ind w:left="2160" w:hanging="180"/>
+      </w:pPr>
+    </w:lvl>
+    <w:lvl w:ilvl="3" w:tplc="0424000F" w:tentative="1">
+      <w:start w:val="1"/>
+      <w:numFmt w:val="decimal"/>
+      <w:lvlText w:val="%4."/>
+      <w:lvlJc w:val="left"/>
+      <w:pPr>
+        <w:ind w:left="2880" w:hanging="360"/>
+      </w:pPr>
+    </w:lvl>
+    <w:lvl w:ilvl="4" w:tplc="04240019" w:tentative="1">
+      <w:start w:val="1"/>
+      <w:numFmt w:val="lowerLetter"/>
+      <w:lvlText w:val="%5."/>
+      <w:lvlJc w:val="left"/>
+      <w:pPr>
+        <w:ind w:left="3600" w:hanging="360"/>
+      </w:pPr>
+    </w:lvl>
+    <w:lvl w:ilvl="5" w:tplc="0424001B" w:tentative="1">
+      <w:start w:val="1"/>
+      <w:numFmt w:val="lowerRoman"/>
+      <w:lvlText w:val="%6."/>
+      <w:lvlJc w:val="right"/>
+      <w:pPr>
+        <w:ind w:left="4320" w:hanging="180"/>
+      </w:pPr>
+    </w:lvl>
+    <w:lvl w:ilvl="6" w:tplc="0424000F" w:tentative="1">
+      <w:start w:val="1"/>
+      <w:numFmt w:val="decimal"/>
+      <w:lvlText w:val="%7."/>
+      <w:lvlJc w:val="left"/>
+      <w:pPr>
+        <w:ind w:left="5040" w:hanging="360"/>
+      </w:pPr>
+    </w:lvl>
+    <w:lvl w:ilvl="7" w:tplc="04240019" w:tentative="1">
+      <w:start w:val="1"/>
+      <w:numFmt w:val="lowerLetter"/>
+      <w:lvlText w:val="%8."/>
+      <w:lvlJc w:val="left"/>
+      <w:pPr>
+        <w:ind w:left="5760" w:hanging="360"/>
+      </w:pPr>
+    </w:lvl>
+    <w:lvl w:ilvl="8" w:tplc="0424001B" w:tentative="1">
+      <w:start w:val="1"/>
+      <w:numFmt w:val="lowerRoman"/>
+      <w:lvlText w:val="%9."/>
+      <w:lvlJc w:val="right"/>
+      <w:pPr>
+        <w:ind w:left="6480" w:hanging="180"/>
+      </w:pPr>
+    </w:lvl>
+  </w:abstractNum>
+  <w:abstractNum w:abstractNumId="30" w15:restartNumberingAfterBreak="0">
     <w:nsid w:val="74E42B52"/>
     <w:multiLevelType w:val="hybridMultilevel"/>
     <w:tmpl w:val="DE061AB0"/>
@@ -5763,7 +5995,7 @@
       </w:pPr>
     </w:lvl>
   </w:abstractNum>
-  <w:abstractNum w:abstractNumId="30" w15:restartNumberingAfterBreak="0">
+  <w:abstractNum w:abstractNumId="31" w15:restartNumberingAfterBreak="0">
     <w:nsid w:val="75D23ABB"/>
     <w:multiLevelType w:val="hybridMultilevel"/>
     <w:tmpl w:val="4B4E58A2"/>
@@ -5852,7 +6084,7 @@
       </w:pPr>
     </w:lvl>
   </w:abstractNum>
-  <w:abstractNum w:abstractNumId="31" w15:restartNumberingAfterBreak="0">
+  <w:abstractNum w:abstractNumId="32" w15:restartNumberingAfterBreak="0">
     <w:nsid w:val="77026C64"/>
     <w:multiLevelType w:val="hybridMultilevel"/>
     <w:tmpl w:val="1A86EE20"/>
@@ -5992,7 +6224,7 @@
       </w:rPr>
     </w:lvl>
   </w:abstractNum>
-  <w:abstractNum w:abstractNumId="32" w15:restartNumberingAfterBreak="0">
+  <w:abstractNum w:abstractNumId="33" w15:restartNumberingAfterBreak="0">
     <w:nsid w:val="7B431F02"/>
     <w:multiLevelType w:val="hybridMultilevel"/>
     <w:tmpl w:val="13CCFB38"/>
@@ -6151,7 +6383,7 @@
     <w:abstractNumId w:val="16"/>
   </w:num>
   <w:num w:numId="7">
-    <w:abstractNumId w:val="31"/>
+    <w:abstractNumId w:val="32"/>
   </w:num>
   <w:num w:numId="8">
     <w:abstractNumId w:val="8"/>
@@ -6175,7 +6407,7 @@
     <w:abstractNumId w:val="20"/>
   </w:num>
   <w:num w:numId="15">
-    <w:abstractNumId w:val="32"/>
+    <w:abstractNumId w:val="33"/>
   </w:num>
   <w:num w:numId="16">
     <w:abstractNumId w:val="18"/>
@@ -6217,19 +6449,22 @@
     <w:abstractNumId w:val="21"/>
   </w:num>
   <w:num w:numId="29">
-    <w:abstractNumId w:val="30"/>
+    <w:abstractNumId w:val="31"/>
   </w:num>
   <w:num w:numId="30">
     <w:abstractNumId w:val="24"/>
   </w:num>
   <w:num w:numId="31">
-    <w:abstractNumId w:val="29"/>
+    <w:abstractNumId w:val="30"/>
   </w:num>
   <w:num w:numId="32">
     <w:abstractNumId w:val="7"/>
   </w:num>
   <w:num w:numId="33">
     <w:abstractNumId w:val="19"/>
+  </w:num>
+  <w:num w:numId="34">
+    <w:abstractNumId w:val="29"/>
   </w:num>
 </w:numbering>
 </file>
